--- a/CSPS17_CISSCT_Convocation_v2.docx
+++ b/CSPS17_CISSCT_Convocation_v2.docx
@@ -261,7 +261,7 @@
                 <w:bCs/>
                 <w:color w:val="FFFFFF"/>
               </w:rPr>
-              <w:t>Chantier / Adresse</w:t>
+              <w:t>Chantier / Adresse : {{chantier_nom}} — {{chantier_adresse}}</w:t>
             </w:r>
           </w:p>
         </w:tc>
@@ -289,7 +289,7 @@
                 <w:bCs/>
                 <w:color w:val="FFFFFF"/>
               </w:rPr>
-              <w:t>Maître d'Ouvrage</w:t>
+              <w:t>Maître d'Ouvrage : {{moa_nom}}</w:t>
             </w:r>
           </w:p>
         </w:tc>
